--- a/CP/КП МДК.02.01 Горбунов 2026 (лист задания).docx
+++ b/CP/КП МДК.02.01 Горбунов 2026 (лист задания).docx
@@ -790,58 +790,102 @@
         <w:rPr>
           <w:u w:val="single"/>
         </w:rPr>
-        <w:t>Р</w:t>
-      </w:r>
-      <w:r>
-        <w:rPr>
-          <w:u w:val="single"/>
-        </w:rPr>
-        <w:t xml:space="preserve">азработать </w:t>
-      </w:r>
-      <w:r>
-        <w:rPr>
-          <w:u w:val="single"/>
-        </w:rPr>
-        <w:t xml:space="preserve">базу данных, хранящую данные переписок и пользователей, серверную часть для обработки запросов и клиентскую часть, предоставляющую пользователю удобный интерфейс (поля ввода, окна сообщений, список </w:t>
-      </w:r>
-      <w:r>
-        <w:rPr>
-          <w:u w:val="single"/>
-        </w:rPr>
-        <w:t>чатов</w:t>
-      </w:r>
-      <w:r>
-        <w:rPr>
-          <w:u w:val="single"/>
-        </w:rPr>
-        <w:t>). Принцип работы веб-чата</w:t>
-      </w:r>
-      <w:r>
-        <w:rPr>
-          <w:u w:val="single"/>
-        </w:rPr>
-        <w:t xml:space="preserve">: </w:t>
-      </w:r>
-      <w:r>
-        <w:rPr>
-          <w:u w:val="single"/>
-        </w:rPr>
-        <w:t>пользователь взаимодействует с интерфейсом (клиентская часть),</w:t>
-      </w:r>
-      <w:r>
-        <w:rPr>
-          <w:u w:val="single"/>
-        </w:rPr>
-        <w:t xml:space="preserve"> сервер обрабатывает данные пользователя и взаимодействует с базой данных для работы с данными. Пользователи веб-чата будут иметь возможность переписываться в личных сообщениях, создавать группы и сообщества для массового обсуждения.</w:t>
+        <w:t>Разработали веб-приложении,</w:t>
       </w:r>
       <w:r>
         <w:rPr>
           <w:u w:val="single"/>
         </w:rPr>
         <w:t xml:space="preserve"> </w:t>
+      </w:r>
+      <w:r>
+        <w:rPr>
+          <w:u w:val="single"/>
+        </w:rPr>
+        <w:t>предоставляющее</w:t>
+      </w:r>
+      <w:r>
+        <w:rPr>
+          <w:u w:val="single"/>
+        </w:rPr>
+        <w:t xml:space="preserve"> возможность переписываться в личных сообщениях</w:t>
+      </w:r>
+      <w:r>
+        <w:rPr>
+          <w:u w:val="single"/>
+        </w:rPr>
+        <w:t xml:space="preserve"> </w:t>
+      </w:r>
+      <w:r>
+        <w:rPr>
+          <w:u w:val="single"/>
+        </w:rPr>
+        <w:t>в реальном времени</w:t>
+      </w:r>
+      <w:r>
+        <w:rPr>
+          <w:u w:val="single"/>
+        </w:rPr>
+        <w:t xml:space="preserve"> и</w:t>
+      </w:r>
+      <w:r>
+        <w:rPr>
+          <w:u w:val="single"/>
+        </w:rPr>
+        <w:t xml:space="preserve"> </w:t>
+      </w:r>
+      <w:r>
+        <w:rPr>
+          <w:u w:val="single"/>
+        </w:rPr>
+        <w:t>создавать группы для массов</w:t>
       </w:r>
       <w:bookmarkStart w:id="0" w:name="_GoBack"/>
       <w:bookmarkEnd w:id="0"/>
+      <w:r>
+        <w:rPr>
+          <w:u w:val="single"/>
+        </w:rPr>
+        <w:t>ого обсуждения.</w:t>
+      </w:r>
+      <w:r>
+        <w:rPr>
+          <w:u w:val="single"/>
+        </w:rPr>
+        <w:t xml:space="preserve"> Продукт работает прямо в браузере, не требует установки и предлагает</w:t>
+      </w:r>
+      <w:r>
+        <w:rPr>
+          <w:u w:val="single"/>
+        </w:rPr>
+        <w:t xml:space="preserve"> достаточно</w:t>
+      </w:r>
+      <w:r>
+        <w:rPr>
+          <w:u w:val="single"/>
+        </w:rPr>
+        <w:t xml:space="preserve"> </w:t>
+      </w:r>
+      <w:proofErr w:type="spellStart"/>
+      <w:r>
+        <w:rPr>
+          <w:u w:val="single"/>
+        </w:rPr>
+        <w:t>минималистичный</w:t>
+      </w:r>
+      <w:proofErr w:type="spellEnd"/>
+      <w:r>
+        <w:rPr>
+          <w:u w:val="single"/>
+        </w:rPr>
+        <w:t xml:space="preserve"> интерфейс</w:t>
+      </w:r>
+      <w:r>
+        <w:rPr>
+          <w:u w:val="single"/>
+        </w:rPr>
+        <w:t>.</w:t>
+      </w:r>
       <w:r>
         <w:rPr>
           <w:u w:val="single"/>
@@ -1508,15 +1552,7 @@
           <w:color w:val="000000"/>
           <w:u w:val="single"/>
         </w:rPr>
-        <w:t xml:space="preserve"> написание и проверка программной документации, </w:t>
-      </w:r>
-      <w:r>
-        <w:rPr>
-          <w:color w:val="000000"/>
-          <w:u w:val="single"/>
-        </w:rPr>
-        <w:lastRenderedPageBreak/>
-        <w:t>оформление пояснительной записки; 0</w:t>
+        <w:t xml:space="preserve"> написание и проверка программной документации, оформление пояснительной записки; 0</w:t>
       </w:r>
       <w:r>
         <w:rPr>

--- a/CP/КП МДК.02.01 Горбунов 2026 (лист задания).docx
+++ b/CP/КП МДК.02.01 Горбунов 2026 (лист задания).docx
@@ -790,7 +790,25 @@
         <w:rPr>
           <w:u w:val="single"/>
         </w:rPr>
-        <w:t>Разработали веб-приложении,</w:t>
+        <w:t xml:space="preserve">Разработать </w:t>
+      </w:r>
+      <w:r>
+        <w:rPr>
+          <w:u w:val="single"/>
+        </w:rPr>
+        <w:t xml:space="preserve">многопользовательское </w:t>
+      </w:r>
+      <w:r>
+        <w:rPr>
+          <w:u w:val="single"/>
+        </w:rPr>
+        <w:t>веб-приложение</w:t>
+      </w:r>
+      <w:r>
+        <w:rPr>
+          <w:u w:val="single"/>
+        </w:rPr>
+        <w:t>,</w:t>
       </w:r>
       <w:r>
         <w:rPr>
@@ -808,37 +826,19 @@
         <w:rPr>
           <w:u w:val="single"/>
         </w:rPr>
-        <w:t xml:space="preserve"> возможность переписываться в личных сообщениях</w:t>
-      </w:r>
-      <w:r>
-        <w:rPr>
-          <w:u w:val="single"/>
-        </w:rPr>
         <w:t xml:space="preserve"> </w:t>
       </w:r>
       <w:r>
         <w:rPr>
           <w:u w:val="single"/>
         </w:rPr>
-        <w:t>в реальном времени</w:t>
-      </w:r>
-      <w:r>
-        <w:rPr>
-          <w:u w:val="single"/>
-        </w:rPr>
-        <w:t xml:space="preserve"> и</w:t>
-      </w:r>
-      <w:r>
-        <w:rPr>
-          <w:u w:val="single"/>
-        </w:rPr>
-        <w:t xml:space="preserve"> </w:t>
-      </w:r>
-      <w:r>
-        <w:rPr>
-          <w:u w:val="single"/>
-        </w:rPr>
-        <w:t>создавать группы для массов</w:t>
+        <w:t xml:space="preserve">пользователям </w:t>
+      </w:r>
+      <w:r>
+        <w:rPr>
+          <w:u w:val="single"/>
+        </w:rPr>
+        <w:t>возможность переписываться в лич</w:t>
       </w:r>
       <w:bookmarkStart w:id="0" w:name="_GoBack"/>
       <w:bookmarkEnd w:id="0"/>
@@ -846,19 +846,7 @@
         <w:rPr>
           <w:u w:val="single"/>
         </w:rPr>
-        <w:t>ого обсуждения.</w:t>
-      </w:r>
-      <w:r>
-        <w:rPr>
-          <w:u w:val="single"/>
-        </w:rPr>
-        <w:t xml:space="preserve"> Продукт работает прямо в браузере, не требует установки и предлагает</w:t>
-      </w:r>
-      <w:r>
-        <w:rPr>
-          <w:u w:val="single"/>
-        </w:rPr>
-        <w:t xml:space="preserve"> достаточно</w:t>
+        <w:t>ных сообщениях</w:t>
       </w:r>
       <w:r>
         <w:rPr>
@@ -866,25 +854,35 @@
         </w:rPr>
         <w:t xml:space="preserve"> </w:t>
       </w:r>
-      <w:proofErr w:type="spellStart"/>
-      <w:r>
-        <w:rPr>
-          <w:u w:val="single"/>
-        </w:rPr>
-        <w:t>минималистичный</w:t>
-      </w:r>
-      <w:proofErr w:type="spellEnd"/>
-      <w:r>
-        <w:rPr>
-          <w:u w:val="single"/>
-        </w:rPr>
-        <w:t xml:space="preserve"> интерфейс</w:t>
-      </w:r>
-      <w:r>
-        <w:rPr>
-          <w:u w:val="single"/>
-        </w:rPr>
-        <w:t>.</w:t>
+      <w:r>
+        <w:rPr>
+          <w:u w:val="single"/>
+        </w:rPr>
+        <w:t>в реальном времени</w:t>
+      </w:r>
+      <w:r>
+        <w:rPr>
+          <w:u w:val="single"/>
+        </w:rPr>
+        <w:t xml:space="preserve"> и</w:t>
+      </w:r>
+      <w:r>
+        <w:rPr>
+          <w:u w:val="single"/>
+        </w:rPr>
+        <w:t xml:space="preserve"> </w:t>
+      </w:r>
+      <w:r>
+        <w:rPr>
+          <w:u w:val="single"/>
+        </w:rPr>
+        <w:t>создавать группы для массов</w:t>
+      </w:r>
+      <w:r>
+        <w:rPr>
+          <w:u w:val="single"/>
+        </w:rPr>
+        <w:t>ого обсуждения с возможностью вступления в них по приглашению. В приложении должна быть возможность переключения темы.</w:t>
       </w:r>
       <w:r>
         <w:rPr>

--- a/CP/КП МДК.02.01 Горбунов 2026 (лист задания).docx
+++ b/CP/КП МДК.02.01 Горбунов 2026 (лист задания).docx
@@ -838,15 +838,7 @@
         <w:rPr>
           <w:u w:val="single"/>
         </w:rPr>
-        <w:t>возможность переписываться в лич</w:t>
-      </w:r>
-      <w:bookmarkStart w:id="0" w:name="_GoBack"/>
-      <w:bookmarkEnd w:id="0"/>
-      <w:r>
-        <w:rPr>
-          <w:u w:val="single"/>
-        </w:rPr>
-        <w:t>ных сообщениях</w:t>
+        <w:t>возможность переписываться в личных сообщениях</w:t>
       </w:r>
       <w:r>
         <w:rPr>
@@ -1633,7 +1625,16 @@
           <w:color w:val="000000"/>
           <w:u w:val="single"/>
         </w:rPr>
-        <w:t xml:space="preserve"> - защита курсового проекта</w:t>
+        <w:t xml:space="preserve"> –</w:t>
+      </w:r>
+      <w:bookmarkStart w:id="0" w:name="_GoBack"/>
+      <w:bookmarkEnd w:id="0"/>
+      <w:r>
+        <w:rPr>
+          <w:color w:val="000000"/>
+          <w:u w:val="single"/>
+        </w:rPr>
+        <w:t xml:space="preserve"> защита курсового проекта</w:t>
       </w:r>
       <w:r>
         <w:rPr>
